--- a/docs/project/word/IMPLEMENTATION-PLAN.docx
+++ b/docs/project/word/IMPLEMENTATION-PLAN.docx
@@ -11,12 +11,224 @@
       </w:r>
     </w:p>
     <w:p>
-      <w:r>
-        <w:fldChar w:fldCharType="begin"/>
-        <w:instrText xml:space="preserve">TOC \o "1-3" \h \z \u</w:instrText>
-        <w:fldChar w:fldCharType="separate"/>
-        <w:t>Table of contents (right-click, Update Field)</w:t>
-        <w:fldChar w:fldCharType="end"/>
+      <w:pPr>
+        <w:spacing w:after="40"/>
+        <w:ind w:left="0"/>
+      </w:pPr>
+      <w:r>
+        <w:rPr>
+          <w:b/>
+          <w:sz w:val="21"/>
+        </w:rPr>
+        <w:t>Contents</w:t>
+      </w:r>
+    </w:p>
+    <w:p>
+      <w:pPr>
+        <w:spacing w:after="40"/>
+        <w:ind w:left="0"/>
+      </w:pPr>
+      <w:r>
+        <w:rPr>
+          <w:b/>
+          <w:sz w:val="21"/>
+        </w:rPr>
+        <w:t>Helm: Implementation Plan for the Next Phase</w:t>
+      </w:r>
+    </w:p>
+    <w:p>
+      <w:pPr>
+        <w:spacing w:after="40"/>
+        <w:ind w:left="397"/>
+      </w:pPr>
+      <w:r>
+        <w:rPr>
+          <w:b w:val="0"/>
+          <w:sz w:val="19"/>
+        </w:rPr>
+        <w:t>1. How to read this plan</w:t>
+      </w:r>
+    </w:p>
+    <w:p>
+      <w:pPr>
+        <w:spacing w:after="40"/>
+        <w:ind w:left="397"/>
+      </w:pPr>
+      <w:r>
+        <w:rPr>
+          <w:b w:val="0"/>
+          <w:sz w:val="19"/>
+        </w:rPr>
+        <w:t>2. Phase overview</w:t>
+      </w:r>
+    </w:p>
+    <w:p>
+      <w:pPr>
+        <w:spacing w:after="40"/>
+        <w:ind w:left="397"/>
+      </w:pPr>
+      <w:r>
+        <w:rPr>
+          <w:b w:val="0"/>
+          <w:sz w:val="19"/>
+        </w:rPr>
+        <w:t>P1. Manager questionnaire answers round</w:t>
+      </w:r>
+    </w:p>
+    <w:p>
+      <w:pPr>
+        <w:spacing w:after="40"/>
+        <w:ind w:left="397"/>
+      </w:pPr>
+      <w:r>
+        <w:rPr>
+          <w:b w:val="0"/>
+          <w:sz w:val="19"/>
+        </w:rPr>
+        <w:t>P2. Logo rebrand (compass "H")</w:t>
+      </w:r>
+    </w:p>
+    <w:p>
+      <w:pPr>
+        <w:spacing w:after="40"/>
+        <w:ind w:left="397"/>
+      </w:pPr>
+      <w:r>
+        <w:rPr>
+          <w:b w:val="0"/>
+          <w:sz w:val="19"/>
+        </w:rPr>
+        <w:t>P3. Email go-live</w:t>
+      </w:r>
+    </w:p>
+    <w:p>
+      <w:pPr>
+        <w:spacing w:after="40"/>
+        <w:ind w:left="397"/>
+      </w:pPr>
+      <w:r>
+        <w:rPr>
+          <w:b w:val="0"/>
+          <w:sz w:val="19"/>
+        </w:rPr>
+        <w:t>P4. Turnstile bot protection</w:t>
+      </w:r>
+    </w:p>
+    <w:p>
+      <w:pPr>
+        <w:spacing w:after="40"/>
+        <w:ind w:left="397"/>
+      </w:pPr>
+      <w:r>
+        <w:rPr>
+          <w:b w:val="0"/>
+          <w:sz w:val="19"/>
+        </w:rPr>
+        <w:t>P5. Lead dedupe / overwrite fix</w:t>
+      </w:r>
+    </w:p>
+    <w:p>
+      <w:pPr>
+        <w:spacing w:after="40"/>
+        <w:ind w:left="397"/>
+      </w:pPr>
+      <w:r>
+        <w:rPr>
+          <w:b w:val="0"/>
+          <w:sz w:val="19"/>
+        </w:rPr>
+        <w:t>P6. Dashboard improvements</w:t>
+      </w:r>
+    </w:p>
+    <w:p>
+      <w:pPr>
+        <w:spacing w:after="40"/>
+        <w:ind w:left="397"/>
+      </w:pPr>
+      <w:r>
+        <w:rPr>
+          <w:b w:val="0"/>
+          <w:sz w:val="19"/>
+        </w:rPr>
+        <w:t>P7. Crew schedule polish</w:t>
+      </w:r>
+    </w:p>
+    <w:p>
+      <w:pPr>
+        <w:spacing w:after="40"/>
+        <w:ind w:left="397"/>
+      </w:pPr>
+      <w:r>
+        <w:rPr>
+          <w:b w:val="0"/>
+          <w:sz w:val="19"/>
+        </w:rPr>
+        <w:t>P8. Vendor bills polish</w:t>
+      </w:r>
+    </w:p>
+    <w:p>
+      <w:pPr>
+        <w:spacing w:after="40"/>
+        <w:ind w:left="397"/>
+      </w:pPr>
+      <w:r>
+        <w:rPr>
+          <w:b w:val="0"/>
+          <w:sz w:val="19"/>
+        </w:rPr>
+        <w:t>P9. Time-aware calendar</w:t>
+      </w:r>
+    </w:p>
+    <w:p>
+      <w:pPr>
+        <w:spacing w:after="40"/>
+        <w:ind w:left="397"/>
+      </w:pPr>
+      <w:r>
+        <w:rPr>
+          <w:b w:val="0"/>
+          <w:sz w:val="19"/>
+        </w:rPr>
+        <w:t>P10. WhatsApp go-live</w:t>
+      </w:r>
+    </w:p>
+    <w:p>
+      <w:pPr>
+        <w:spacing w:after="40"/>
+        <w:ind w:left="397"/>
+      </w:pPr>
+      <w:r>
+        <w:rPr>
+          <w:b w:val="0"/>
+          <w:sz w:val="19"/>
+        </w:rPr>
+        <w:t>P11. Razorpay go-live</w:t>
+      </w:r>
+    </w:p>
+    <w:p>
+      <w:pPr>
+        <w:spacing w:after="40"/>
+        <w:ind w:left="397"/>
+      </w:pPr>
+      <w:r>
+        <w:rPr>
+          <w:b w:val="0"/>
+          <w:sz w:val="19"/>
+        </w:rPr>
+        <w:t>3. Cross-phase checklist per release</w:t>
+      </w:r>
+    </w:p>
+    <w:p>
+      <w:pPr>
+        <w:spacing w:after="40"/>
+        <w:ind w:left="397"/>
+      </w:pPr>
+      <w:r>
+        <w:rPr>
+          <w:b w:val="0"/>
+          <w:sz w:val="19"/>
+        </w:rPr>
+        <w:t>4. Recommended first task</w:t>
       </w:r>
     </w:p>
     <w:p>
